--- a/reports/Student#3/03 - Requirements - Student #3.docx
+++ b/reports/Student#3/03 - Requirements - Student #3.docx
@@ -503,12 +503,6 @@
                   <w:rPr>
                     <w:rFonts w:asciiTheme="majorHAnsi" w:hAnsiTheme="majorHAnsi" w:cstheme="majorHAnsi"/>
                   </w:rPr>
-                  <w:t>, tester, analyst</w:t>
-                </w:r>
-                <w:r>
-                  <w:rPr>
-                    <w:rFonts w:asciiTheme="majorHAnsi" w:hAnsiTheme="majorHAnsi" w:cstheme="majorHAnsi"/>
-                  </w:rPr>
                   <w:t xml:space="preserve">  </w:t>
                 </w:r>
               </w:sdtContent>
@@ -586,31 +580,7 @@
                   <w:rPr>
                     <w:rFonts w:asciiTheme="majorHAnsi" w:hAnsiTheme="majorHAnsi" w:cstheme="majorHAnsi"/>
                   </w:rPr>
-                  <w:t>0</w:t>
-                </w:r>
-                <w:r>
-                  <w:rPr>
-                    <w:rFonts w:asciiTheme="majorHAnsi" w:hAnsiTheme="majorHAnsi" w:cstheme="majorHAnsi"/>
-                  </w:rPr>
-                  <w:t>3</w:t>
-                </w:r>
-                <w:r>
-                  <w:rPr>
-                    <w:rFonts w:asciiTheme="majorHAnsi" w:hAnsiTheme="majorHAnsi" w:cstheme="majorHAnsi"/>
-                  </w:rPr>
-                  <w:t>/1</w:t>
-                </w:r>
-                <w:r>
-                  <w:rPr>
-                    <w:rFonts w:asciiTheme="majorHAnsi" w:hAnsiTheme="majorHAnsi" w:cstheme="majorHAnsi"/>
-                  </w:rPr>
-                  <w:t>2</w:t>
-                </w:r>
-                <w:r>
-                  <w:rPr>
-                    <w:rFonts w:asciiTheme="majorHAnsi" w:hAnsiTheme="majorHAnsi" w:cstheme="majorHAnsi"/>
-                  </w:rPr>
-                  <w:t>/2025</w:t>
+                  <w:t>02/19/2025</w:t>
                 </w:r>
               </w:sdtContent>
             </w:sdt>
@@ -1186,10 +1156,7 @@
         </w:sdtPr>
         <w:sdtContent>
           <w:r>
-            <w:t xml:space="preserve"> X</w:t>
-          </w:r>
-          <w:r>
-            <w:t xml:space="preserve">  </w:t>
+            <w:t xml:space="preserve">    </w:t>
           </w:r>
         </w:sdtContent>
       </w:sdt>
@@ -1306,13 +1273,7 @@
         </w:sdtPr>
         <w:sdtContent>
           <w:r>
-            <w:t xml:space="preserve">  </w:t>
-          </w:r>
-          <w:r>
-            <w:t>X</w:t>
-          </w:r>
-          <w:r>
-            <w:t xml:space="preserve">  </w:t>
+            <w:t xml:space="preserve">    </w:t>
           </w:r>
         </w:sdtContent>
       </w:sdt>
@@ -1478,13 +1439,7 @@
         </w:sdtPr>
         <w:sdtContent>
           <w:r>
-            <w:t xml:space="preserve">  </w:t>
-          </w:r>
-          <w:r>
-            <w:t>X</w:t>
-          </w:r>
-          <w:r>
-            <w:t xml:space="preserve">  </w:t>
+            <w:t xml:space="preserve">    </w:t>
           </w:r>
         </w:sdtContent>
       </w:sdt>
@@ -1728,13 +1683,7 @@
         </w:sdtPr>
         <w:sdtContent>
           <w:r>
-            <w:t xml:space="preserve">  </w:t>
-          </w:r>
-          <w:r>
-            <w:t>X</w:t>
-          </w:r>
-          <w:r>
-            <w:t xml:space="preserve">  </w:t>
+            <w:t xml:space="preserve">    </w:t>
           </w:r>
         </w:sdtContent>
       </w:sdt>
@@ -7508,7 +7457,6 @@
     <w:rsidRoot w:val="004D7778"/>
     <w:rsid w:val="0001386A"/>
     <w:rsid w:val="00061CE8"/>
-    <w:rsid w:val="000F6886"/>
     <w:rsid w:val="001221F0"/>
     <w:rsid w:val="001942D6"/>
     <w:rsid w:val="001B7228"/>
@@ -7529,7 +7477,6 @@
     <w:rsid w:val="008B1087"/>
     <w:rsid w:val="008D6165"/>
     <w:rsid w:val="008F1A2A"/>
-    <w:rsid w:val="008F7990"/>
     <w:rsid w:val="00953D97"/>
     <w:rsid w:val="009D5AF9"/>
     <w:rsid w:val="00A222AC"/>
@@ -7537,11 +7484,9 @@
     <w:rsid w:val="00BE6430"/>
     <w:rsid w:val="00C42E76"/>
     <w:rsid w:val="00C63AB0"/>
-    <w:rsid w:val="00C7599D"/>
     <w:rsid w:val="00D4788A"/>
     <w:rsid w:val="00D72CB9"/>
     <w:rsid w:val="00DB19FC"/>
-    <w:rsid w:val="00E22C76"/>
     <w:rsid w:val="00E25325"/>
     <w:rsid w:val="00E263A3"/>
     <w:rsid w:val="00E56863"/>
